--- a/00-首页/题组Word/第一轮·竞赛教材版/第一轮结构-3-分子结构-学生版.docx
+++ b/00-首页/题组Word/第一轮·竞赛教材版/第一轮结构-3-分子结构-学生版.docx
@@ -7546,7 +7546,7 @@
       </w:r>
     </w:p>
     <w:bookmarkEnd w:id="44"/>
-    <w:bookmarkStart w:id="45" w:name="第13题"/>
+    <w:bookmarkStart w:id="48" w:name="第13题"/>
     <w:p>
       <w:pPr>
         <w:pStyle w:val="Heading3"/>
@@ -7563,471 +7563,6 @@
           <w:rFonts w:hint="eastAsia" w:ascii="Times New Roman" w:hAnsi="Times New Roman" w:eastAsia="Times New Roman" w:cs="Times New Roman"/>
         </w:rPr>
         <w:t>13</w:t>
-      </w:r>
-      <w:r>
-        <w:rPr>
-          <w:rFonts w:hint="eastAsia" w:ascii="Times New Roman" w:hAnsi="Times New Roman" w:eastAsia="SimHei" w:cs="Times New Roman"/>
-        </w:rPr>
-        <w:t>题</w:t>
-      </w:r>
-    </w:p>
-    <w:p>
-      <w:pPr>
-        <w:pStyle w:val="FirstParagraph"/>
-      </w:pPr>
-      <w:r>
-        <w:rPr>
-          <w:rFonts w:hint="eastAsia" w:ascii="Times New Roman" w:hAnsi="Times New Roman" w:eastAsia="FangSong" w:cs="Times New Roman"/>
-          <w:b/>
-          <w:bCs/>
-        </w:rPr>
-        <w:t xml:space="preserve">题目</w:t>
-      </w:r>
-      <w:r>
-        <w:rPr>
-          <w:rFonts w:hint="eastAsia" w:ascii="Times New Roman" w:hAnsi="Times New Roman" w:eastAsia="Times New Roman" w:cs="Times New Roman"/>
-        </w:rPr>
-        <w:t xml:space="preserve">：</w:t>
-      </w:r>
-      <w:r>
-        <w:rPr>
-          <w:rFonts w:ascii="Times New Roman" w:hAnsi="Times New Roman" w:eastAsia="Times New Roman" w:cs="Times New Roman"/>
-        </w:rPr>
-        <w:t xml:space="preserve"> </w:t>
-      </w:r>
-      <w:r>
-        <w:rPr>
-          <w:rFonts w:hint="eastAsia" w:ascii="Times New Roman" w:hAnsi="Times New Roman" w:eastAsia="FangSong" w:cs="Times New Roman"/>
-        </w:rPr>
-        <w:t xml:space="preserve">比较</w:t>
-      </w:r>
-      <w:r>
-        <w:rPr>
-          <w:rFonts w:ascii="Times New Roman" w:hAnsi="Times New Roman" w:eastAsia="Times New Roman" w:cs="Times New Roman"/>
-        </w:rPr>
-        <w:t xml:space="preserve"> </w:t>
-      </w:r>
-      <m:oMath>
-        <m:oMathPr>
-          <m:ctrlPr>
-            <w:rPr>
-              <w:sz w:val="28"/>
-              <w:szCs w:val="28"/>
-            </w:rPr>
-          </m:ctrlPr>
-        </m:oMathPr>
-        <m:sSub>
-          <m:e>
-            <m:r>
-              <m:t>S</m:t>
-            </m:r>
-          </m:e>
-          <m:sub>
-            <m:r>
-              <m:t>4</m:t>
-            </m:r>
-          </m:sub>
-        </m:sSub>
-        <m:r>
-          <m:rPr>
-            <m:sty m:val="p"/>
-          </m:rPr>
-          <m:t>(</m:t>
-        </m:r>
-        <m:r>
-          <m:t>N</m:t>
-        </m:r>
-        <m:r>
-          <m:t>E</m:t>
-        </m:r>
-        <m:r>
-          <m:t>t</m:t>
-        </m:r>
-        <m:sSub>
-          <m:e>
-            <m:r>
-              <m:rPr>
-                <m:sty m:val="p"/>
-              </m:rPr>
-              <m:t>)</m:t>
-            </m:r>
-          </m:e>
-          <m:sub>
-            <m:r>
-              <m:t>2</m:t>
-            </m:r>
-          </m:sub>
-        </m:sSub>
-        <m:r>
-          <m:rPr>
-            <m:sty m:val="p"/>
-          </m:rPr>
-          <m:t>,</m:t>
-        </m:r>
-        <m:sSub>
-          <m:e>
-            <m:r>
-              <m:t>S</m:t>
-            </m:r>
-          </m:e>
-          <m:sub>
-            <m:r>
-              <m:t>2</m:t>
-            </m:r>
-          </m:sub>
-        </m:sSub>
-        <m:sSub>
-          <m:e>
-            <m:r>
-              <m:t>N</m:t>
-            </m:r>
-          </m:e>
-          <m:sub>
-            <m:r>
-              <m:t>2</m:t>
-            </m:r>
-          </m:sub>
-        </m:sSub>
-        <m:r>
-          <m:rPr>
-            <m:sty m:val="p"/>
-          </m:rPr>
-          <m:t>,</m:t>
-        </m:r>
-        <m:sSub>
-          <m:e>
-            <m:r>
-              <m:t>S</m:t>
-            </m:r>
-          </m:e>
-          <m:sub>
-            <m:r>
-              <m:t>4</m:t>
-            </m:r>
-          </m:sub>
-        </m:sSub>
-        <m:sSubSup>
-          <m:e>
-            <m:r>
-              <m:t>N</m:t>
-            </m:r>
-          </m:e>
-          <m:sub>
-            <m:r>
-              <m:t>4</m:t>
-            </m:r>
-          </m:sub>
-          <m:sup>
-            <m:r>
-              <m:t>2</m:t>
-            </m:r>
-            <m:r>
-              <m:rPr>
-                <m:sty m:val="p"/>
-              </m:rPr>
-              <m:t>+</m:t>
-            </m:r>
-          </m:sup>
-        </m:sSubSup>
-      </m:oMath>
-      <w:r>
-        <w:rPr>
-          <w:rFonts w:hint="eastAsia" w:ascii="Times New Roman" w:hAnsi="Times New Roman" w:eastAsia="Times New Roman" w:cs="Times New Roman"/>
-        </w:rPr>
-        <w:t>（</w:t>
-      </w:r>
-      <w:r>
-        <w:rPr>
-          <w:rFonts w:hint="eastAsia" w:ascii="Times New Roman" w:hAnsi="Times New Roman" w:eastAsia="FangSong" w:cs="Times New Roman"/>
-        </w:rPr>
-        <w:t>皆为环状结构</w:t>
-      </w:r>
-      <w:r>
-        <w:rPr>
-          <w:rFonts w:hint="eastAsia" w:ascii="Times New Roman" w:hAnsi="Times New Roman" w:eastAsia="Times New Roman" w:cs="Times New Roman"/>
-        </w:rPr>
-        <w:t>）、</w:t>
-      </w:r>
-      <m:oMath>
-        <m:oMathPr>
-          <m:ctrlPr>
-            <w:rPr>
-              <w:sz w:val="28"/>
-              <w:szCs w:val="28"/>
-            </w:rPr>
-          </m:ctrlPr>
-        </m:oMathPr>
-        <m:sSub>
-          <m:e>
-            <m:r>
-              <m:rPr>
-                <m:sty m:val="p"/>
-              </m:rPr>
-              <m:t>N</m:t>
-            </m:r>
-            <m:r>
-              <m:rPr>
-                <m:sty m:val="p"/>
-              </m:rPr>
-              <m:t>S</m:t>
-            </m:r>
-            <m:r>
-              <m:rPr>
-                <m:sty m:val="p"/>
-              </m:rPr>
-              <m:t>F</m:t>
-            </m:r>
-          </m:e>
-          <m:sub>
-            <m:r>
-              <m:t>3</m:t>
-            </m:r>
-          </m:sub>
-        </m:sSub>
-        <m:r>
-          <m:rPr>
-            <m:sty m:val="p"/>
-          </m:rPr>
-          <m:t>,</m:t>
-        </m:r>
-        <m:sSubSup>
-          <m:e>
-            <m:r>
-              <m:rPr>
-                <m:sty m:val="p"/>
-              </m:rPr>
-              <m:t>N</m:t>
-            </m:r>
-            <m:r>
-              <m:rPr>
-                <m:sty m:val="p"/>
-              </m:rPr>
-              <m:t>S</m:t>
-            </m:r>
-          </m:e>
-          <m:sub>
-            <m:r>
-              <m:t>2</m:t>
-            </m:r>
-          </m:sub>
-          <m:sup>
-            <m:r>
-              <m:rPr>
-                <m:sty m:val="p"/>
-              </m:rPr>
-              <m:t>+</m:t>
-            </m:r>
-          </m:sup>
-        </m:sSubSup>
-      </m:oMath>
-      <w:r>
-        <w:rPr>
-          <w:rFonts w:ascii="Times New Roman" w:hAnsi="Times New Roman" w:eastAsia="Times New Roman" w:cs="Times New Roman"/>
-        </w:rPr>
-        <w:t xml:space="preserve"> </w:t>
-      </w:r>
-      <w:r>
-        <w:rPr>
-          <w:rFonts w:hint="eastAsia" w:ascii="Times New Roman" w:hAnsi="Times New Roman" w:eastAsia="FangSong" w:cs="Times New Roman"/>
-        </w:rPr>
-        <w:t xml:space="preserve">中的</w:t>
-      </w:r>
-      <w:r>
-        <w:rPr>
-          <w:rFonts w:ascii="Times New Roman" w:hAnsi="Times New Roman" w:eastAsia="Times New Roman" w:cs="Times New Roman"/>
-        </w:rPr>
-        <w:t xml:space="preserve"> </w:t>
-      </w:r>
-      <m:oMath>
-        <m:r>
-          <m:rPr>
-            <m:sty m:val="p"/>
-          </m:rPr>
-          <m:t>N</m:t>
-        </m:r>
-        <m:r>
-          <m:rPr>
-            <m:sty m:val="p"/>
-          </m:rPr>
-          <m:t>−</m:t>
-        </m:r>
-        <m:r>
-          <m:rPr>
-            <m:sty m:val="p"/>
-          </m:rPr>
-          <m:t>S</m:t>
-        </m:r>
-      </m:oMath>
-      <w:r>
-        <w:rPr>
-          <w:rFonts w:ascii="Times New Roman" w:hAnsi="Times New Roman" w:eastAsia="Times New Roman" w:cs="Times New Roman"/>
-        </w:rPr>
-        <w:t xml:space="preserve"> </w:t>
-      </w:r>
-      <w:r>
-        <w:rPr>
-          <w:rFonts w:hint="eastAsia" w:ascii="Times New Roman" w:hAnsi="Times New Roman" w:eastAsia="FangSong" w:cs="Times New Roman"/>
-        </w:rPr>
-        <w:t>键长</w:t>
-      </w:r>
-      <w:r>
-        <w:rPr>
-          <w:rFonts w:hint="eastAsia" w:ascii="Times New Roman" w:hAnsi="Times New Roman" w:eastAsia="Times New Roman" w:cs="Times New Roman"/>
-        </w:rPr>
-        <w:t>（</w:t>
-      </w:r>
-      <w:r>
-        <w:rPr>
-          <w:rFonts w:hint="eastAsia" w:ascii="Times New Roman" w:hAnsi="Times New Roman" w:eastAsia="FangSong" w:cs="Times New Roman"/>
-        </w:rPr>
-        <w:t>已知热力学稳定的</w:t>
-      </w:r>
-      <w:r>
-        <w:rPr>
-          <w:rFonts w:ascii="Times New Roman" w:hAnsi="Times New Roman" w:eastAsia="Times New Roman" w:cs="Times New Roman"/>
-        </w:rPr>
-        <w:t xml:space="preserve"> </w:t>
-      </w:r>
-      <m:oMath>
-        <m:r>
-          <m:rPr>
-            <m:sty m:val="p"/>
-          </m:rPr>
-          <m:t>N</m:t>
-        </m:r>
-        <m:r>
-          <m:rPr>
-            <m:sty m:val="p"/>
-          </m:rPr>
-          <m:t>−</m:t>
-        </m:r>
-        <m:r>
-          <m:rPr>
-            <m:sty m:val="p"/>
-          </m:rPr>
-          <m:t>S</m:t>
-        </m:r>
-      </m:oMath>
-      <w:r>
-        <w:rPr>
-          <w:rFonts w:ascii="Times New Roman" w:hAnsi="Times New Roman" w:eastAsia="Times New Roman" w:cs="Times New Roman"/>
-        </w:rPr>
-        <w:t xml:space="preserve"> </w:t>
-      </w:r>
-      <w:r>
-        <w:rPr>
-          <w:rFonts w:hint="eastAsia" w:ascii="Times New Roman" w:hAnsi="Times New Roman" w:eastAsia="FangSong" w:cs="Times New Roman"/>
-        </w:rPr>
-        <w:t>键都等价</w:t>
-      </w:r>
-      <w:r>
-        <w:rPr>
-          <w:rFonts w:hint="eastAsia" w:ascii="Times New Roman" w:hAnsi="Times New Roman" w:eastAsia="Times New Roman" w:cs="Times New Roman"/>
-        </w:rPr>
-        <w:t>），</w:t>
-      </w:r>
-      <w:r>
-        <w:rPr>
-          <w:rFonts w:hint="eastAsia" w:ascii="Times New Roman" w:hAnsi="Times New Roman" w:eastAsia="FangSong" w:cs="Times New Roman"/>
-        </w:rPr>
-        <w:t>说明理由</w:t>
-      </w:r>
-      <w:r>
-        <w:rPr>
-          <w:rFonts w:hint="eastAsia" w:ascii="Times New Roman" w:hAnsi="Times New Roman" w:eastAsia="Times New Roman" w:cs="Times New Roman"/>
-        </w:rPr>
-        <w:t>。</w:t>
-      </w:r>
-    </w:p>
-    <w:p>
-      <w:pPr>
-        <w:pStyle w:val="BodyText"/>
-      </w:pPr>
-      <w:r>
-        <w:rPr>
-          <w:rFonts w:hint="eastAsia" w:ascii="Times New Roman" w:hAnsi="Times New Roman" w:eastAsia="FangSong" w:cs="Times New Roman"/>
-          <w:b/>
-          <w:bCs/>
-        </w:rPr>
-        <w:t xml:space="preserve">来源</w:t>
-      </w:r>
-      <w:r>
-        <w:rPr>
-          <w:rFonts w:hint="eastAsia" w:ascii="Times New Roman" w:hAnsi="Times New Roman" w:eastAsia="Times New Roman" w:cs="Times New Roman"/>
-        </w:rPr>
-        <w:t>：</w:t>
-      </w:r>
-      <w:r>
-        <w:rPr>
-          <w:rFonts w:hint="eastAsia" w:ascii="Times New Roman" w:hAnsi="Times New Roman" w:eastAsia="FangSong" w:cs="Times New Roman"/>
-        </w:rPr>
-        <w:t>化学竞赛初赛讲义</w:t>
-      </w:r>
-      <w:r>
-        <w:rPr>
-          <w:rFonts w:ascii="Times New Roman" w:hAnsi="Times New Roman" w:eastAsia="Times New Roman" w:cs="Times New Roman"/>
-        </w:rPr>
-        <w:t xml:space="preserve"> </w:t>
-      </w:r>
-      <w:r>
-        <w:rPr>
-          <w:rFonts w:hint="eastAsia" w:ascii="Times New Roman" w:hAnsi="Times New Roman" w:eastAsia="FangSong" w:cs="Times New Roman"/>
-        </w:rPr>
-        <w:t>第</w:t>
-      </w:r>
-      <w:r>
-        <w:rPr>
-          <w:rFonts w:hint="eastAsia" w:ascii="Times New Roman" w:hAnsi="Times New Roman" w:eastAsia="Times New Roman" w:cs="Times New Roman"/>
-        </w:rPr>
-        <w:t>3</w:t>
-      </w:r>
-      <w:r>
-        <w:rPr>
-          <w:rFonts w:hint="eastAsia" w:ascii="Times New Roman" w:hAnsi="Times New Roman" w:eastAsia="FangSong" w:cs="Times New Roman"/>
-        </w:rPr>
-        <w:t>讲</w:t>
-      </w:r>
-      <w:r>
-        <w:rPr>
-          <w:rFonts w:ascii="Times New Roman" w:hAnsi="Times New Roman" w:eastAsia="Times New Roman" w:cs="Times New Roman"/>
-        </w:rPr>
-        <w:t xml:space="preserve"> </w:t>
-      </w:r>
-      <w:r>
-        <w:rPr>
-          <w:rFonts w:hint="eastAsia" w:ascii="Times New Roman" w:hAnsi="Times New Roman" w:eastAsia="FangSong" w:cs="Times New Roman"/>
-        </w:rPr>
-        <w:t xml:space="preserve">习题</w:t>
-      </w:r>
-    </w:p>
-    <w:p>
-      <w:pPr>
-        <w:spacing w:before="160" w:after="80"/>
-      </w:pPr>
-      <w:r>
-        <w:pict>
-          <v:rect style="width:0;height:1.5pt" o:hralign="center" o:hrstd="t" o:hr="t"/>
-        </w:pict>
-      </w:r>
-    </w:p>
-    <w:bookmarkEnd w:id="45"/>
-    <w:bookmarkStart w:id="49" w:name="第14题"/>
-    <w:p>
-      <w:pPr>
-        <w:pStyle w:val="Heading3"/>
-        <w:spacing w:before="280" w:after="120"/>
-      </w:pPr>
-      <w:r>
-        <w:rPr>
-          <w:rFonts w:hint="eastAsia" w:ascii="Times New Roman" w:hAnsi="Times New Roman" w:eastAsia="SimHei" w:cs="Times New Roman"/>
-        </w:rPr>
-        <w:t>第</w:t>
-      </w:r>
-      <w:r>
-        <w:rPr>
-          <w:rFonts w:hint="eastAsia" w:ascii="Times New Roman" w:hAnsi="Times New Roman" w:eastAsia="Times New Roman" w:cs="Times New Roman"/>
-        </w:rPr>
-        <w:t>14</w:t>
       </w:r>
       <w:r>
         <w:rPr>
@@ -8111,18 +7646,18 @@
           <wp:inline>
             <wp:extent cx="3187700" cy="1600200"/>
             <wp:effectExtent b="0" l="0" r="0" t="0"/>
-            <wp:docPr descr="" title="" id="47" name="Picture"/>
+            <wp:docPr descr="" title="" id="46" name="Picture"/>
             <a:graphic>
               <a:graphicData uri="http://schemas.openxmlformats.org/drawingml/2006/picture">
                 <pic:pic>
                   <pic:nvPicPr>
-                    <pic:cNvPr descr="25c13755b2eeb3072faafe37a2652ca43720ba0511e0ba67414a679a6d507a63.jpg" id="48" name="Picture"/>
+                    <pic:cNvPr descr="25c13755b2eeb3072faafe37a2652ca43720ba0511e0ba67414a679a6d507a63.jpg" id="47" name="Picture"/>
                     <pic:cNvPicPr>
                       <a:picLocks noChangeArrowheads="1" noChangeAspect="1"/>
                     </pic:cNvPicPr>
                   </pic:nvPicPr>
                   <pic:blipFill>
-                    <a:blip r:embed="rId46"/>
+                    <a:blip r:embed="rId45"/>
                     <a:stretch>
                       <a:fillRect/>
                     </a:stretch>
@@ -8360,8 +7895,8 @@
         </w:pict>
       </w:r>
     </w:p>
-    <w:bookmarkEnd w:id="49"/>
-    <w:bookmarkStart w:id="50" w:name="第15题"/>
+    <w:bookmarkEnd w:id="48"/>
+    <w:bookmarkStart w:id="49" w:name="第14题"/>
     <w:p>
       <w:pPr>
         <w:pStyle w:val="Heading3"/>
@@ -8377,7 +7912,7 @@
         <w:rPr>
           <w:rFonts w:hint="eastAsia" w:ascii="Times New Roman" w:hAnsi="Times New Roman" w:eastAsia="Times New Roman" w:cs="Times New Roman"/>
         </w:rPr>
-        <w:t>15</w:t>
+        <w:t>14</w:t>
       </w:r>
       <w:r>
         <w:rPr>
@@ -8789,8 +8324,8 @@
         </w:pict>
       </w:r>
     </w:p>
-    <w:bookmarkEnd w:id="50"/>
-    <w:bookmarkStart w:id="51" w:name="第16题"/>
+    <w:bookmarkEnd w:id="49"/>
+    <w:bookmarkStart w:id="50" w:name="第15题"/>
     <w:p>
       <w:pPr>
         <w:pStyle w:val="Heading3"/>
@@ -8806,7 +8341,7 @@
         <w:rPr>
           <w:rFonts w:hint="eastAsia" w:ascii="Times New Roman" w:hAnsi="Times New Roman" w:eastAsia="Times New Roman" w:cs="Times New Roman"/>
         </w:rPr>
-        <w:t>16</w:t>
+        <w:t>15</w:t>
       </w:r>
       <w:r>
         <w:rPr>
@@ -9064,8 +8599,8 @@
         </w:pict>
       </w:r>
     </w:p>
-    <w:bookmarkEnd w:id="51"/>
-    <w:bookmarkStart w:id="52" w:name="第17题"/>
+    <w:bookmarkEnd w:id="50"/>
+    <w:bookmarkStart w:id="51" w:name="第16题"/>
     <w:p>
       <w:pPr>
         <w:pStyle w:val="Heading3"/>
@@ -9081,7 +8616,7 @@
         <w:rPr>
           <w:rFonts w:hint="eastAsia" w:ascii="Times New Roman" w:hAnsi="Times New Roman" w:eastAsia="Times New Roman" w:cs="Times New Roman"/>
         </w:rPr>
-        <w:t>17</w:t>
+        <w:t>16</w:t>
       </w:r>
       <w:r>
         <w:rPr>
@@ -9749,6 +9284,364 @@
           <w:rFonts w:hint="eastAsia" w:ascii="Times New Roman" w:hAnsi="Times New Roman" w:eastAsia="Times New Roman" w:cs="Times New Roman"/>
         </w:rPr>
         <w:t>）</w:t>
+      </w:r>
+    </w:p>
+    <w:p>
+      <w:pPr>
+        <w:pStyle w:val="BodyText"/>
+      </w:pPr>
+      <w:r>
+        <w:rPr>
+          <w:rFonts w:hint="eastAsia" w:ascii="Times New Roman" w:hAnsi="Times New Roman" w:eastAsia="FangSong" w:cs="Times New Roman"/>
+          <w:b/>
+          <w:bCs/>
+        </w:rPr>
+        <w:t xml:space="preserve">来源</w:t>
+      </w:r>
+      <w:r>
+        <w:rPr>
+          <w:rFonts w:hint="eastAsia" w:ascii="Times New Roman" w:hAnsi="Times New Roman" w:eastAsia="Times New Roman" w:cs="Times New Roman"/>
+        </w:rPr>
+        <w:t>：</w:t>
+      </w:r>
+      <w:r>
+        <w:rPr>
+          <w:rFonts w:hint="eastAsia" w:ascii="Times New Roman" w:hAnsi="Times New Roman" w:eastAsia="FangSong" w:cs="Times New Roman"/>
+        </w:rPr>
+        <w:t>化学竞赛初赛讲义</w:t>
+      </w:r>
+      <w:r>
+        <w:rPr>
+          <w:rFonts w:ascii="Times New Roman" w:hAnsi="Times New Roman" w:eastAsia="Times New Roman" w:cs="Times New Roman"/>
+        </w:rPr>
+        <w:t xml:space="preserve"> </w:t>
+      </w:r>
+      <w:r>
+        <w:rPr>
+          <w:rFonts w:hint="eastAsia" w:ascii="Times New Roman" w:hAnsi="Times New Roman" w:eastAsia="FangSong" w:cs="Times New Roman"/>
+        </w:rPr>
+        <w:t>第</w:t>
+      </w:r>
+      <w:r>
+        <w:rPr>
+          <w:rFonts w:hint="eastAsia" w:ascii="Times New Roman" w:hAnsi="Times New Roman" w:eastAsia="Times New Roman" w:cs="Times New Roman"/>
+        </w:rPr>
+        <w:t>3</w:t>
+      </w:r>
+      <w:r>
+        <w:rPr>
+          <w:rFonts w:hint="eastAsia" w:ascii="Times New Roman" w:hAnsi="Times New Roman" w:eastAsia="FangSong" w:cs="Times New Roman"/>
+        </w:rPr>
+        <w:t>讲</w:t>
+      </w:r>
+      <w:r>
+        <w:rPr>
+          <w:rFonts w:ascii="Times New Roman" w:hAnsi="Times New Roman" w:eastAsia="Times New Roman" w:cs="Times New Roman"/>
+        </w:rPr>
+        <w:t xml:space="preserve"> </w:t>
+      </w:r>
+      <w:r>
+        <w:rPr>
+          <w:rFonts w:hint="eastAsia" w:ascii="Times New Roman" w:hAnsi="Times New Roman" w:eastAsia="FangSong" w:cs="Times New Roman"/>
+        </w:rPr>
+        <w:t xml:space="preserve">习题</w:t>
+      </w:r>
+    </w:p>
+    <w:p>
+      <w:pPr>
+        <w:spacing w:before="160" w:after="80"/>
+      </w:pPr>
+      <w:r>
+        <w:pict>
+          <v:rect style="width:0;height:1.5pt" o:hralign="center" o:hrstd="t" o:hr="t"/>
+        </w:pict>
+      </w:r>
+    </w:p>
+    <w:bookmarkEnd w:id="51"/>
+    <w:bookmarkStart w:id="52" w:name="第17题"/>
+    <w:p>
+      <w:pPr>
+        <w:pStyle w:val="Heading3"/>
+        <w:spacing w:before="280" w:after="120"/>
+      </w:pPr>
+      <w:r>
+        <w:rPr>
+          <w:rFonts w:hint="eastAsia" w:ascii="Times New Roman" w:hAnsi="Times New Roman" w:eastAsia="SimHei" w:cs="Times New Roman"/>
+        </w:rPr>
+        <w:t>第</w:t>
+      </w:r>
+      <w:r>
+        <w:rPr>
+          <w:rFonts w:hint="eastAsia" w:ascii="Times New Roman" w:hAnsi="Times New Roman" w:eastAsia="Times New Roman" w:cs="Times New Roman"/>
+        </w:rPr>
+        <w:t>17</w:t>
+      </w:r>
+      <w:r>
+        <w:rPr>
+          <w:rFonts w:hint="eastAsia" w:ascii="Times New Roman" w:hAnsi="Times New Roman" w:eastAsia="SimHei" w:cs="Times New Roman"/>
+        </w:rPr>
+        <w:t>题</w:t>
+      </w:r>
+    </w:p>
+    <w:p>
+      <w:pPr>
+        <w:pStyle w:val="FirstParagraph"/>
+      </w:pPr>
+      <w:r>
+        <w:rPr>
+          <w:rFonts w:hint="eastAsia" w:ascii="Times New Roman" w:hAnsi="Times New Roman" w:eastAsia="FangSong" w:cs="Times New Roman"/>
+          <w:b/>
+          <w:bCs/>
+        </w:rPr>
+        <w:t xml:space="preserve">题目</w:t>
+      </w:r>
+      <w:r>
+        <w:rPr>
+          <w:rFonts w:hint="eastAsia" w:ascii="Times New Roman" w:hAnsi="Times New Roman" w:eastAsia="Times New Roman" w:cs="Times New Roman"/>
+        </w:rPr>
+        <w:t xml:space="preserve">：</w:t>
+      </w:r>
+      <w:r>
+        <w:rPr>
+          <w:rFonts w:ascii="Times New Roman" w:hAnsi="Times New Roman" w:eastAsia="Times New Roman" w:cs="Times New Roman"/>
+        </w:rPr>
+        <w:t xml:space="preserve"> </w:t>
+      </w:r>
+      <w:r>
+        <w:rPr>
+          <w:rFonts w:hint="eastAsia" w:ascii="Times New Roman" w:hAnsi="Times New Roman" w:eastAsia="Times New Roman" w:cs="Times New Roman"/>
+        </w:rPr>
+        <w:t>【</w:t>
+      </w:r>
+      <w:r>
+        <w:rPr>
+          <w:rFonts w:hint="eastAsia" w:ascii="Times New Roman" w:hAnsi="Times New Roman" w:eastAsia="FangSong" w:cs="Times New Roman"/>
+        </w:rPr>
+        <w:t>习题</w:t>
+      </w:r>
+      <w:r>
+        <w:rPr>
+          <w:rFonts w:hint="eastAsia" w:ascii="Times New Roman" w:hAnsi="Times New Roman" w:eastAsia="Times New Roman" w:cs="Times New Roman"/>
+        </w:rPr>
+        <w:t>3.50】</w:t>
+      </w:r>
+      <w:r>
+        <w:rPr>
+          <w:rFonts w:ascii="Times New Roman" w:hAnsi="Times New Roman" w:eastAsia="Times New Roman" w:cs="Times New Roman"/>
+        </w:rPr>
+        <w:t xml:space="preserve"> </w:t>
+      </w:r>
+      <m:oMath>
+        <m:sSup>
+          <m:e>
+            <m:d>
+              <m:dPr>
+                <m:begChr m:val="["/>
+                <m:sepChr m:val=""/>
+                <m:endChr m:val="]"/>
+                <m:grow/>
+              </m:dPr>
+              <m:e>
+                <m:sSub>
+                  <m:e>
+                    <m:r>
+                      <m:rPr>
+                        <m:sty m:val="p"/>
+                      </m:rPr>
+                      <m:t>B</m:t>
+                    </m:r>
+                    <m:r>
+                      <m:rPr>
+                        <m:sty m:val="p"/>
+                      </m:rPr>
+                      <m:t>i</m:t>
+                    </m:r>
+                  </m:e>
+                  <m:sub>
+                    <m:r>
+                      <m:t>9</m:t>
+                    </m:r>
+                  </m:sub>
+                </m:sSub>
+              </m:e>
+            </m:d>
+          </m:e>
+          <m:sup>
+            <m:r>
+              <m:t>5</m:t>
+            </m:r>
+            <m:r>
+              <m:rPr>
+                <m:sty m:val="p"/>
+              </m:rPr>
+              <m:t>+</m:t>
+            </m:r>
+          </m:sup>
+        </m:sSup>
+      </m:oMath>
+      <w:r>
+        <w:rPr>
+          <w:rFonts w:ascii="Times New Roman" w:hAnsi="Times New Roman" w:eastAsia="Times New Roman" w:cs="Times New Roman"/>
+        </w:rPr>
+        <w:t xml:space="preserve"> </w:t>
+      </w:r>
+      <w:r>
+        <w:rPr>
+          <w:rFonts w:hint="eastAsia" w:ascii="Times New Roman" w:hAnsi="Times New Roman" w:eastAsia="FangSong" w:cs="Times New Roman"/>
+        </w:rPr>
+        <w:t>的构型是三帽三棱柱型</w:t>
+      </w:r>
+      <w:r>
+        <w:rPr>
+          <w:rFonts w:hint="eastAsia" w:ascii="Times New Roman" w:hAnsi="Times New Roman" w:eastAsia="Times New Roman" w:cs="Times New Roman"/>
+        </w:rPr>
+        <w:t>，</w:t>
+      </w:r>
+      <w:r>
+        <w:rPr>
+          <w:rFonts w:hint="eastAsia" w:ascii="Times New Roman" w:hAnsi="Times New Roman" w:eastAsia="FangSong" w:cs="Times New Roman"/>
+        </w:rPr>
+        <w:t>而完全由</w:t>
+      </w:r>
+      <w:r>
+        <w:rPr>
+          <w:rFonts w:ascii="Times New Roman" w:hAnsi="Times New Roman" w:eastAsia="Times New Roman" w:cs="Times New Roman"/>
+        </w:rPr>
+        <w:t xml:space="preserve"> Sn </w:t>
+      </w:r>
+      <w:r>
+        <w:rPr>
+          <w:rFonts w:hint="eastAsia" w:ascii="Times New Roman" w:hAnsi="Times New Roman" w:eastAsia="FangSong" w:cs="Times New Roman"/>
+        </w:rPr>
+        <w:t>组成的它的等电子体的构型与它不同</w:t>
+      </w:r>
+      <w:r>
+        <w:rPr>
+          <w:rFonts w:hint="eastAsia" w:ascii="Times New Roman" w:hAnsi="Times New Roman" w:eastAsia="Times New Roman" w:cs="Times New Roman"/>
+        </w:rPr>
+        <w:t>。</w:t>
+      </w:r>
+      <w:r>
+        <w:rPr>
+          <w:rFonts w:hint="eastAsia" w:ascii="Times New Roman" w:hAnsi="Times New Roman" w:eastAsia="FangSong" w:cs="Times New Roman"/>
+        </w:rPr>
+        <w:t>后者可视为一种以</w:t>
+      </w:r>
+      <w:r>
+        <w:rPr>
+          <w:rFonts w:ascii="Times New Roman" w:hAnsi="Times New Roman" w:eastAsia="Times New Roman" w:cs="Times New Roman"/>
+        </w:rPr>
+        <w:t xml:space="preserve"> Sn </w:t>
+      </w:r>
+      <w:r>
+        <w:rPr>
+          <w:rFonts w:hint="eastAsia" w:ascii="Times New Roman" w:hAnsi="Times New Roman" w:eastAsia="FangSong" w:cs="Times New Roman"/>
+        </w:rPr>
+        <w:t>原子为顶点的多面体</w:t>
+      </w:r>
+      <w:r>
+        <w:rPr>
+          <w:rFonts w:hint="eastAsia" w:ascii="Times New Roman" w:hAnsi="Times New Roman" w:eastAsia="Times New Roman" w:cs="Times New Roman"/>
+        </w:rPr>
+        <w:t>,</w:t>
+      </w:r>
+      <w:r>
+        <w:rPr>
+          <w:rFonts w:ascii="Times New Roman" w:hAnsi="Times New Roman" w:eastAsia="Times New Roman" w:cs="Times New Roman"/>
+        </w:rPr>
+        <w:t xml:space="preserve"> </w:t>
+      </w:r>
+      <w:r>
+        <w:rPr>
+          <w:rFonts w:hint="eastAsia" w:ascii="Times New Roman" w:hAnsi="Times New Roman" w:eastAsia="FangSong" w:cs="Times New Roman"/>
+        </w:rPr>
+        <w:t>由一个经过扭转的柱体和一个锥体构成</w:t>
+      </w:r>
+      <w:r>
+        <w:rPr>
+          <w:rFonts w:hint="eastAsia" w:ascii="Times New Roman" w:hAnsi="Times New Roman" w:eastAsia="Times New Roman" w:cs="Times New Roman"/>
+        </w:rPr>
+        <w:t>,</w:t>
+      </w:r>
+      <w:r>
+        <w:rPr>
+          <w:rFonts w:ascii="Times New Roman" w:hAnsi="Times New Roman" w:eastAsia="Times New Roman" w:cs="Times New Roman"/>
+        </w:rPr>
+        <w:t xml:space="preserve"> </w:t>
+      </w:r>
+      <w:r>
+        <w:rPr>
+          <w:rFonts w:hint="eastAsia" w:ascii="Times New Roman" w:hAnsi="Times New Roman" w:eastAsia="FangSong" w:cs="Times New Roman"/>
+        </w:rPr>
+        <w:t xml:space="preserve">其对称元素包含</w:t>
+      </w:r>
+      <w:r>
+        <w:rPr>
+          <w:rFonts w:ascii="Times New Roman" w:hAnsi="Times New Roman" w:eastAsia="Times New Roman" w:cs="Times New Roman"/>
+        </w:rPr>
+        <w:t xml:space="preserve"> </w:t>
+      </w:r>
+      <m:oMath>
+        <m:sSub>
+          <m:e>
+            <m:r>
+              <m:t>C</m:t>
+            </m:r>
+          </m:e>
+          <m:sub>
+            <m:r>
+              <m:t>4</m:t>
+            </m:r>
+          </m:sub>
+        </m:sSub>
+      </m:oMath>
+      <w:r>
+        <w:rPr>
+          <w:rFonts w:ascii="Times New Roman" w:hAnsi="Times New Roman" w:eastAsia="Times New Roman" w:cs="Times New Roman"/>
+        </w:rPr>
+        <w:t xml:space="preserve"> </w:t>
+      </w:r>
+      <w:r>
+        <w:rPr>
+          <w:rFonts w:hint="eastAsia" w:ascii="Times New Roman" w:hAnsi="Times New Roman" w:eastAsia="FangSong" w:cs="Times New Roman"/>
+        </w:rPr>
+        <w:t>轴</w:t>
+      </w:r>
+      <w:r>
+        <w:rPr>
+          <w:rFonts w:hint="eastAsia" w:ascii="Times New Roman" w:hAnsi="Times New Roman" w:eastAsia="Times New Roman" w:cs="Times New Roman"/>
+        </w:rPr>
+        <w:t>。</w:t>
+      </w:r>
+      <w:r>
+        <w:rPr>
+          <w:rFonts w:hint="eastAsia" w:ascii="Times New Roman" w:hAnsi="Times New Roman" w:eastAsia="FangSong" w:cs="Times New Roman"/>
+        </w:rPr>
+        <w:t>请画出其结构</w:t>
+      </w:r>
+      <w:r>
+        <w:rPr>
+          <w:rFonts w:hint="eastAsia" w:ascii="Times New Roman" w:hAnsi="Times New Roman" w:eastAsia="Times New Roman" w:cs="Times New Roman"/>
+        </w:rPr>
+        <w:t>,</w:t>
+      </w:r>
+      <w:r>
+        <w:rPr>
+          <w:rFonts w:ascii="Times New Roman" w:hAnsi="Times New Roman" w:eastAsia="Times New Roman" w:cs="Times New Roman"/>
+        </w:rPr>
+        <w:t xml:space="preserve"> </w:t>
+      </w:r>
+      <w:r>
+        <w:rPr>
+          <w:rFonts w:hint="eastAsia" w:ascii="Times New Roman" w:hAnsi="Times New Roman" w:eastAsia="FangSong" w:cs="Times New Roman"/>
+        </w:rPr>
+        <w:t>标明化学式</w:t>
+      </w:r>
+      <w:r>
+        <w:rPr>
+          <w:rFonts w:hint="eastAsia" w:ascii="Times New Roman" w:hAnsi="Times New Roman" w:eastAsia="Times New Roman" w:cs="Times New Roman"/>
+        </w:rPr>
+        <w:t>。</w:t>
       </w:r>
     </w:p>
     <w:p>

--- a/00-首页/题组Word/第一轮·竞赛教材版/第一轮结构-3-分子结构-学生版.docx
+++ b/00-首页/题组Word/第一轮·竞赛教材版/第一轮结构-3-分子结构-学生版.docx
@@ -240,14 +240,14 @@
         </w:rPr>
         <w:drawing>
           <wp:inline>
-            <wp:extent cx="3240000" cy="4584609"/>
+            <wp:extent cx="3600000" cy="1939414"/>
             <wp:effectExtent b="0" l="0" r="0" t="0"/>
             <wp:docPr descr="" title="" id="10" name="Picture"/>
             <a:graphic>
               <a:graphicData uri="http://schemas.openxmlformats.org/drawingml/2006/picture">
                 <pic:pic>
                   <pic:nvPicPr>
-                    <pic:cNvPr descr="06-外部资料导入/真题/省预赛/images/2021-浙江预赛_p01.png" id="11" name="Picture"/>
+                    <pic:cNvPr descr="06-外部资料导入/真题/省预赛/裁剪图/2021-浙江预赛_q03.png" id="11" name="Picture"/>
                     <pic:cNvPicPr>
                       <a:picLocks noChangeArrowheads="1" noChangeAspect="1"/>
                     </pic:cNvPicPr>
@@ -261,7 +261,7 @@
                   <pic:spPr bwMode="auto">
                     <a:xfrm>
                       <a:off x="0" y="0"/>
-                      <a:ext cx="3240000" cy="4584609"/>
+                      <a:ext cx="3600000" cy="1939414"/>
                     </a:xfrm>
                     <a:prstGeom prst="rect">
                       <a:avLst/>
@@ -1698,14 +1698,14 @@
         </w:rPr>
         <w:drawing>
           <wp:inline>
-            <wp:extent cx="3240000" cy="4584609"/>
+            <wp:extent cx="3600000" cy="1755505"/>
             <wp:effectExtent b="0" l="0" r="0" t="0"/>
             <wp:docPr descr="" title="" id="16" name="Picture"/>
             <a:graphic>
               <a:graphicData uri="http://schemas.openxmlformats.org/drawingml/2006/picture">
                 <pic:pic>
                   <pic:nvPicPr>
-                    <pic:cNvPr descr="2023-浙江预赛_p03.png" id="17" name="Picture"/>
+                    <pic:cNvPr descr="06-外部资料导入/真题/省预赛/裁剪图/2023-浙江预赛_q12.png" id="17" name="Picture"/>
                     <pic:cNvPicPr>
                       <a:picLocks noChangeArrowheads="1" noChangeAspect="1"/>
                     </pic:cNvPicPr>
@@ -1719,7 +1719,7 @@
                   <pic:spPr bwMode="auto">
                     <a:xfrm>
                       <a:off x="0" y="0"/>
-                      <a:ext cx="3240000" cy="4584609"/>
+                      <a:ext cx="3600000" cy="1755505"/>
                     </a:xfrm>
                     <a:prstGeom prst="rect">
                       <a:avLst/>
@@ -2107,14 +2107,14 @@
         </w:rPr>
         <w:drawing>
           <wp:inline>
-            <wp:extent cx="3240000" cy="4584609"/>
+            <wp:extent cx="3600000" cy="448947"/>
             <wp:effectExtent b="0" l="0" r="0" t="0"/>
             <wp:docPr descr="" title="" id="20" name="Picture"/>
             <a:graphic>
               <a:graphicData uri="http://schemas.openxmlformats.org/drawingml/2006/picture">
                 <pic:pic>
                   <pic:nvPicPr>
-                    <pic:cNvPr descr="2023-浙江预赛_p04.png" id="21" name="Picture"/>
+                    <pic:cNvPr descr="06-外部资料导入/真题/省预赛/裁剪图/2023-浙江预赛_q18.png" id="21" name="Picture"/>
                     <pic:cNvPicPr>
                       <a:picLocks noChangeArrowheads="1" noChangeAspect="1"/>
                     </pic:cNvPicPr>
@@ -2128,7 +2128,7 @@
                   <pic:spPr bwMode="auto">
                     <a:xfrm>
                       <a:off x="0" y="0"/>
-                      <a:ext cx="3240000" cy="4584609"/>
+                      <a:ext cx="3600000" cy="448947"/>
                     </a:xfrm>
                     <a:prstGeom prst="rect">
                       <a:avLst/>

--- a/00-首页/题组Word/第一轮·竞赛教材版/第一轮结构-3-分子结构-学生版.docx
+++ b/00-首页/题组Word/第一轮·竞赛教材版/第一轮结构-3-分子结构-学生版.docx
@@ -6972,67 +6972,6 @@
     </w:p>
     <w:p>
       <w:pPr>
-        <w:pStyle w:val="BodyText"/>
-      </w:pPr>
-      <w:r>
-        <w:rPr>
-          <w:rFonts w:hint="eastAsia" w:ascii="Times New Roman" w:hAnsi="Times New Roman" w:eastAsia="FangSong" w:cs="Times New Roman"/>
-          <w:b/>
-          <w:bCs/>
-        </w:rPr>
-        <w:t xml:space="preserve">来源</w:t>
-      </w:r>
-      <w:r>
-        <w:rPr>
-          <w:rFonts w:hint="eastAsia" w:ascii="Times New Roman" w:hAnsi="Times New Roman" w:eastAsia="Times New Roman" w:cs="Times New Roman"/>
-        </w:rPr>
-        <w:t>：</w:t>
-      </w:r>
-      <w:r>
-        <w:rPr>
-          <w:rFonts w:hint="eastAsia" w:ascii="Times New Roman" w:hAnsi="Times New Roman" w:eastAsia="FangSong" w:cs="Times New Roman"/>
-        </w:rPr>
-        <w:t>化学竞赛初赛讲义</w:t>
-      </w:r>
-      <w:r>
-        <w:rPr>
-          <w:rFonts w:ascii="Times New Roman" w:hAnsi="Times New Roman" w:eastAsia="Times New Roman" w:cs="Times New Roman"/>
-        </w:rPr>
-        <w:t xml:space="preserve"> </w:t>
-      </w:r>
-      <w:r>
-        <w:rPr>
-          <w:rFonts w:hint="eastAsia" w:ascii="Times New Roman" w:hAnsi="Times New Roman" w:eastAsia="FangSong" w:cs="Times New Roman"/>
-        </w:rPr>
-        <w:t>第</w:t>
-      </w:r>
-      <w:r>
-        <w:rPr>
-          <w:rFonts w:hint="eastAsia" w:ascii="Times New Roman" w:hAnsi="Times New Roman" w:eastAsia="Times New Roman" w:cs="Times New Roman"/>
-        </w:rPr>
-        <w:t>3</w:t>
-      </w:r>
-      <w:r>
-        <w:rPr>
-          <w:rFonts w:hint="eastAsia" w:ascii="Times New Roman" w:hAnsi="Times New Roman" w:eastAsia="FangSong" w:cs="Times New Roman"/>
-        </w:rPr>
-        <w:t>讲</w:t>
-      </w:r>
-      <w:r>
-        <w:rPr>
-          <w:rFonts w:ascii="Times New Roman" w:hAnsi="Times New Roman" w:eastAsia="Times New Roman" w:cs="Times New Roman"/>
-        </w:rPr>
-        <w:t xml:space="preserve"> </w:t>
-      </w:r>
-      <w:r>
-        <w:rPr>
-          <w:rFonts w:hint="eastAsia" w:ascii="Times New Roman" w:hAnsi="Times New Roman" w:eastAsia="FangSong" w:cs="Times New Roman"/>
-        </w:rPr>
-        <w:t xml:space="preserve">习题</w:t>
-      </w:r>
-    </w:p>
-    <w:p>
-      <w:pPr>
         <w:spacing w:before="160" w:after="80"/>
       </w:pPr>
       <w:r>
@@ -7472,67 +7411,6 @@
           <w:rFonts w:hint="eastAsia" w:ascii="Times New Roman" w:hAnsi="Times New Roman" w:eastAsia="Times New Roman" w:cs="Times New Roman"/>
         </w:rPr>
         <w:t>。</w:t>
-      </w:r>
-    </w:p>
-    <w:p>
-      <w:pPr>
-        <w:pStyle w:val="BodyText"/>
-      </w:pPr>
-      <w:r>
-        <w:rPr>
-          <w:rFonts w:hint="eastAsia" w:ascii="Times New Roman" w:hAnsi="Times New Roman" w:eastAsia="FangSong" w:cs="Times New Roman"/>
-          <w:b/>
-          <w:bCs/>
-        </w:rPr>
-        <w:t xml:space="preserve">来源</w:t>
-      </w:r>
-      <w:r>
-        <w:rPr>
-          <w:rFonts w:hint="eastAsia" w:ascii="Times New Roman" w:hAnsi="Times New Roman" w:eastAsia="Times New Roman" w:cs="Times New Roman"/>
-        </w:rPr>
-        <w:t>：</w:t>
-      </w:r>
-      <w:r>
-        <w:rPr>
-          <w:rFonts w:hint="eastAsia" w:ascii="Times New Roman" w:hAnsi="Times New Roman" w:eastAsia="FangSong" w:cs="Times New Roman"/>
-        </w:rPr>
-        <w:t>化学竞赛初赛讲义</w:t>
-      </w:r>
-      <w:r>
-        <w:rPr>
-          <w:rFonts w:ascii="Times New Roman" w:hAnsi="Times New Roman" w:eastAsia="Times New Roman" w:cs="Times New Roman"/>
-        </w:rPr>
-        <w:t xml:space="preserve"> </w:t>
-      </w:r>
-      <w:r>
-        <w:rPr>
-          <w:rFonts w:hint="eastAsia" w:ascii="Times New Roman" w:hAnsi="Times New Roman" w:eastAsia="FangSong" w:cs="Times New Roman"/>
-        </w:rPr>
-        <w:t>第</w:t>
-      </w:r>
-      <w:r>
-        <w:rPr>
-          <w:rFonts w:hint="eastAsia" w:ascii="Times New Roman" w:hAnsi="Times New Roman" w:eastAsia="Times New Roman" w:cs="Times New Roman"/>
-        </w:rPr>
-        <w:t>3</w:t>
-      </w:r>
-      <w:r>
-        <w:rPr>
-          <w:rFonts w:hint="eastAsia" w:ascii="Times New Roman" w:hAnsi="Times New Roman" w:eastAsia="FangSong" w:cs="Times New Roman"/>
-        </w:rPr>
-        <w:t>讲</w:t>
-      </w:r>
-      <w:r>
-        <w:rPr>
-          <w:rFonts w:ascii="Times New Roman" w:hAnsi="Times New Roman" w:eastAsia="Times New Roman" w:cs="Times New Roman"/>
-        </w:rPr>
-        <w:t xml:space="preserve"> </w:t>
-      </w:r>
-      <w:r>
-        <w:rPr>
-          <w:rFonts w:hint="eastAsia" w:ascii="Times New Roman" w:hAnsi="Times New Roman" w:eastAsia="FangSong" w:cs="Times New Roman"/>
-        </w:rPr>
-        <w:t xml:space="preserve">习题</w:t>
       </w:r>
     </w:p>
     <w:p>
@@ -7826,67 +7704,6 @@
     </w:p>
     <w:p>
       <w:pPr>
-        <w:pStyle w:val="BodyText"/>
-      </w:pPr>
-      <w:r>
-        <w:rPr>
-          <w:rFonts w:hint="eastAsia" w:ascii="Times New Roman" w:hAnsi="Times New Roman" w:eastAsia="FangSong" w:cs="Times New Roman"/>
-          <w:b/>
-          <w:bCs/>
-        </w:rPr>
-        <w:t xml:space="preserve">来源</w:t>
-      </w:r>
-      <w:r>
-        <w:rPr>
-          <w:rFonts w:hint="eastAsia" w:ascii="Times New Roman" w:hAnsi="Times New Roman" w:eastAsia="Times New Roman" w:cs="Times New Roman"/>
-        </w:rPr>
-        <w:t>：</w:t>
-      </w:r>
-      <w:r>
-        <w:rPr>
-          <w:rFonts w:hint="eastAsia" w:ascii="Times New Roman" w:hAnsi="Times New Roman" w:eastAsia="FangSong" w:cs="Times New Roman"/>
-        </w:rPr>
-        <w:t>化学竞赛初赛讲义</w:t>
-      </w:r>
-      <w:r>
-        <w:rPr>
-          <w:rFonts w:ascii="Times New Roman" w:hAnsi="Times New Roman" w:eastAsia="Times New Roman" w:cs="Times New Roman"/>
-        </w:rPr>
-        <w:t xml:space="preserve"> </w:t>
-      </w:r>
-      <w:r>
-        <w:rPr>
-          <w:rFonts w:hint="eastAsia" w:ascii="Times New Roman" w:hAnsi="Times New Roman" w:eastAsia="FangSong" w:cs="Times New Roman"/>
-        </w:rPr>
-        <w:t>第</w:t>
-      </w:r>
-      <w:r>
-        <w:rPr>
-          <w:rFonts w:hint="eastAsia" w:ascii="Times New Roman" w:hAnsi="Times New Roman" w:eastAsia="Times New Roman" w:cs="Times New Roman"/>
-        </w:rPr>
-        <w:t>3</w:t>
-      </w:r>
-      <w:r>
-        <w:rPr>
-          <w:rFonts w:hint="eastAsia" w:ascii="Times New Roman" w:hAnsi="Times New Roman" w:eastAsia="FangSong" w:cs="Times New Roman"/>
-        </w:rPr>
-        <w:t>讲</w:t>
-      </w:r>
-      <w:r>
-        <w:rPr>
-          <w:rFonts w:ascii="Times New Roman" w:hAnsi="Times New Roman" w:eastAsia="Times New Roman" w:cs="Times New Roman"/>
-        </w:rPr>
-        <w:t xml:space="preserve"> </w:t>
-      </w:r>
-      <w:r>
-        <w:rPr>
-          <w:rFonts w:hint="eastAsia" w:ascii="Times New Roman" w:hAnsi="Times New Roman" w:eastAsia="FangSong" w:cs="Times New Roman"/>
-        </w:rPr>
-        <w:t xml:space="preserve">习题</w:t>
-      </w:r>
-    </w:p>
-    <w:p>
-      <w:pPr>
         <w:spacing w:before="160" w:after="80"/>
       </w:pPr>
       <w:r>
@@ -8251,67 +8068,6 @@
           <w:rFonts w:hint="eastAsia" w:ascii="Times New Roman" w:hAnsi="Times New Roman" w:eastAsia="Times New Roman" w:cs="Times New Roman"/>
         </w:rPr>
         <w:t>”）</w:t>
-      </w:r>
-    </w:p>
-    <w:p>
-      <w:pPr>
-        <w:pStyle w:val="BodyText"/>
-      </w:pPr>
-      <w:r>
-        <w:rPr>
-          <w:rFonts w:hint="eastAsia" w:ascii="Times New Roman" w:hAnsi="Times New Roman" w:eastAsia="FangSong" w:cs="Times New Roman"/>
-          <w:b/>
-          <w:bCs/>
-        </w:rPr>
-        <w:t xml:space="preserve">来源</w:t>
-      </w:r>
-      <w:r>
-        <w:rPr>
-          <w:rFonts w:hint="eastAsia" w:ascii="Times New Roman" w:hAnsi="Times New Roman" w:eastAsia="Times New Roman" w:cs="Times New Roman"/>
-        </w:rPr>
-        <w:t>：</w:t>
-      </w:r>
-      <w:r>
-        <w:rPr>
-          <w:rFonts w:hint="eastAsia" w:ascii="Times New Roman" w:hAnsi="Times New Roman" w:eastAsia="FangSong" w:cs="Times New Roman"/>
-        </w:rPr>
-        <w:t>化学竞赛初赛讲义</w:t>
-      </w:r>
-      <w:r>
-        <w:rPr>
-          <w:rFonts w:ascii="Times New Roman" w:hAnsi="Times New Roman" w:eastAsia="Times New Roman" w:cs="Times New Roman"/>
-        </w:rPr>
-        <w:t xml:space="preserve"> </w:t>
-      </w:r>
-      <w:r>
-        <w:rPr>
-          <w:rFonts w:hint="eastAsia" w:ascii="Times New Roman" w:hAnsi="Times New Roman" w:eastAsia="FangSong" w:cs="Times New Roman"/>
-        </w:rPr>
-        <w:t>第</w:t>
-      </w:r>
-      <w:r>
-        <w:rPr>
-          <w:rFonts w:hint="eastAsia" w:ascii="Times New Roman" w:hAnsi="Times New Roman" w:eastAsia="Times New Roman" w:cs="Times New Roman"/>
-        </w:rPr>
-        <w:t>3</w:t>
-      </w:r>
-      <w:r>
-        <w:rPr>
-          <w:rFonts w:hint="eastAsia" w:ascii="Times New Roman" w:hAnsi="Times New Roman" w:eastAsia="FangSong" w:cs="Times New Roman"/>
-        </w:rPr>
-        <w:t>讲</w:t>
-      </w:r>
-      <w:r>
-        <w:rPr>
-          <w:rFonts w:ascii="Times New Roman" w:hAnsi="Times New Roman" w:eastAsia="Times New Roman" w:cs="Times New Roman"/>
-        </w:rPr>
-        <w:t xml:space="preserve"> </w:t>
-      </w:r>
-      <w:r>
-        <w:rPr>
-          <w:rFonts w:hint="eastAsia" w:ascii="Times New Roman" w:hAnsi="Times New Roman" w:eastAsia="FangSong" w:cs="Times New Roman"/>
-        </w:rPr>
-        <w:t xml:space="preserve">习题</w:t>
       </w:r>
     </w:p>
     <w:p>
@@ -8530,67 +8286,6 @@
     </w:p>
     <w:p>
       <w:pPr>
-        <w:pStyle w:val="BodyText"/>
-      </w:pPr>
-      <w:r>
-        <w:rPr>
-          <w:rFonts w:hint="eastAsia" w:ascii="Times New Roman" w:hAnsi="Times New Roman" w:eastAsia="FangSong" w:cs="Times New Roman"/>
-          <w:b/>
-          <w:bCs/>
-        </w:rPr>
-        <w:t xml:space="preserve">来源</w:t>
-      </w:r>
-      <w:r>
-        <w:rPr>
-          <w:rFonts w:hint="eastAsia" w:ascii="Times New Roman" w:hAnsi="Times New Roman" w:eastAsia="Times New Roman" w:cs="Times New Roman"/>
-        </w:rPr>
-        <w:t>：</w:t>
-      </w:r>
-      <w:r>
-        <w:rPr>
-          <w:rFonts w:hint="eastAsia" w:ascii="Times New Roman" w:hAnsi="Times New Roman" w:eastAsia="FangSong" w:cs="Times New Roman"/>
-        </w:rPr>
-        <w:t>化学竞赛初赛讲义</w:t>
-      </w:r>
-      <w:r>
-        <w:rPr>
-          <w:rFonts w:ascii="Times New Roman" w:hAnsi="Times New Roman" w:eastAsia="Times New Roman" w:cs="Times New Roman"/>
-        </w:rPr>
-        <w:t xml:space="preserve"> </w:t>
-      </w:r>
-      <w:r>
-        <w:rPr>
-          <w:rFonts w:hint="eastAsia" w:ascii="Times New Roman" w:hAnsi="Times New Roman" w:eastAsia="FangSong" w:cs="Times New Roman"/>
-        </w:rPr>
-        <w:t>第</w:t>
-      </w:r>
-      <w:r>
-        <w:rPr>
-          <w:rFonts w:hint="eastAsia" w:ascii="Times New Roman" w:hAnsi="Times New Roman" w:eastAsia="Times New Roman" w:cs="Times New Roman"/>
-        </w:rPr>
-        <w:t>3</w:t>
-      </w:r>
-      <w:r>
-        <w:rPr>
-          <w:rFonts w:hint="eastAsia" w:ascii="Times New Roman" w:hAnsi="Times New Roman" w:eastAsia="FangSong" w:cs="Times New Roman"/>
-        </w:rPr>
-        <w:t>讲</w:t>
-      </w:r>
-      <w:r>
-        <w:rPr>
-          <w:rFonts w:ascii="Times New Roman" w:hAnsi="Times New Roman" w:eastAsia="Times New Roman" w:cs="Times New Roman"/>
-        </w:rPr>
-        <w:t xml:space="preserve"> </w:t>
-      </w:r>
-      <w:r>
-        <w:rPr>
-          <w:rFonts w:hint="eastAsia" w:ascii="Times New Roman" w:hAnsi="Times New Roman" w:eastAsia="FangSong" w:cs="Times New Roman"/>
-        </w:rPr>
-        <w:t xml:space="preserve">习题</w:t>
-      </w:r>
-    </w:p>
-    <w:p>
-      <w:pPr>
         <w:spacing w:before="160" w:after="80"/>
       </w:pPr>
       <w:r>
@@ -9284,67 +8979,6 @@
           <w:rFonts w:hint="eastAsia" w:ascii="Times New Roman" w:hAnsi="Times New Roman" w:eastAsia="Times New Roman" w:cs="Times New Roman"/>
         </w:rPr>
         <w:t>）</w:t>
-      </w:r>
-    </w:p>
-    <w:p>
-      <w:pPr>
-        <w:pStyle w:val="BodyText"/>
-      </w:pPr>
-      <w:r>
-        <w:rPr>
-          <w:rFonts w:hint="eastAsia" w:ascii="Times New Roman" w:hAnsi="Times New Roman" w:eastAsia="FangSong" w:cs="Times New Roman"/>
-          <w:b/>
-          <w:bCs/>
-        </w:rPr>
-        <w:t xml:space="preserve">来源</w:t>
-      </w:r>
-      <w:r>
-        <w:rPr>
-          <w:rFonts w:hint="eastAsia" w:ascii="Times New Roman" w:hAnsi="Times New Roman" w:eastAsia="Times New Roman" w:cs="Times New Roman"/>
-        </w:rPr>
-        <w:t>：</w:t>
-      </w:r>
-      <w:r>
-        <w:rPr>
-          <w:rFonts w:hint="eastAsia" w:ascii="Times New Roman" w:hAnsi="Times New Roman" w:eastAsia="FangSong" w:cs="Times New Roman"/>
-        </w:rPr>
-        <w:t>化学竞赛初赛讲义</w:t>
-      </w:r>
-      <w:r>
-        <w:rPr>
-          <w:rFonts w:ascii="Times New Roman" w:hAnsi="Times New Roman" w:eastAsia="Times New Roman" w:cs="Times New Roman"/>
-        </w:rPr>
-        <w:t xml:space="preserve"> </w:t>
-      </w:r>
-      <w:r>
-        <w:rPr>
-          <w:rFonts w:hint="eastAsia" w:ascii="Times New Roman" w:hAnsi="Times New Roman" w:eastAsia="FangSong" w:cs="Times New Roman"/>
-        </w:rPr>
-        <w:t>第</w:t>
-      </w:r>
-      <w:r>
-        <w:rPr>
-          <w:rFonts w:hint="eastAsia" w:ascii="Times New Roman" w:hAnsi="Times New Roman" w:eastAsia="Times New Roman" w:cs="Times New Roman"/>
-        </w:rPr>
-        <w:t>3</w:t>
-      </w:r>
-      <w:r>
-        <w:rPr>
-          <w:rFonts w:hint="eastAsia" w:ascii="Times New Roman" w:hAnsi="Times New Roman" w:eastAsia="FangSong" w:cs="Times New Roman"/>
-        </w:rPr>
-        <w:t>讲</w:t>
-      </w:r>
-      <w:r>
-        <w:rPr>
-          <w:rFonts w:ascii="Times New Roman" w:hAnsi="Times New Roman" w:eastAsia="Times New Roman" w:cs="Times New Roman"/>
-        </w:rPr>
-        <w:t xml:space="preserve"> </w:t>
-      </w:r>
-      <w:r>
-        <w:rPr>
-          <w:rFonts w:hint="eastAsia" w:ascii="Times New Roman" w:hAnsi="Times New Roman" w:eastAsia="FangSong" w:cs="Times New Roman"/>
-        </w:rPr>
-        <w:t xml:space="preserve">习题</w:t>
       </w:r>
     </w:p>
     <w:p>
@@ -9642,67 +9276,6 @@
           <w:rFonts w:hint="eastAsia" w:ascii="Times New Roman" w:hAnsi="Times New Roman" w:eastAsia="Times New Roman" w:cs="Times New Roman"/>
         </w:rPr>
         <w:t>。</w:t>
-      </w:r>
-    </w:p>
-    <w:p>
-      <w:pPr>
-        <w:pStyle w:val="BodyText"/>
-      </w:pPr>
-      <w:r>
-        <w:rPr>
-          <w:rFonts w:hint="eastAsia" w:ascii="Times New Roman" w:hAnsi="Times New Roman" w:eastAsia="FangSong" w:cs="Times New Roman"/>
-          <w:b/>
-          <w:bCs/>
-        </w:rPr>
-        <w:t xml:space="preserve">来源</w:t>
-      </w:r>
-      <w:r>
-        <w:rPr>
-          <w:rFonts w:hint="eastAsia" w:ascii="Times New Roman" w:hAnsi="Times New Roman" w:eastAsia="Times New Roman" w:cs="Times New Roman"/>
-        </w:rPr>
-        <w:t>：</w:t>
-      </w:r>
-      <w:r>
-        <w:rPr>
-          <w:rFonts w:hint="eastAsia" w:ascii="Times New Roman" w:hAnsi="Times New Roman" w:eastAsia="FangSong" w:cs="Times New Roman"/>
-        </w:rPr>
-        <w:t>化学竞赛初赛讲义</w:t>
-      </w:r>
-      <w:r>
-        <w:rPr>
-          <w:rFonts w:ascii="Times New Roman" w:hAnsi="Times New Roman" w:eastAsia="Times New Roman" w:cs="Times New Roman"/>
-        </w:rPr>
-        <w:t xml:space="preserve"> </w:t>
-      </w:r>
-      <w:r>
-        <w:rPr>
-          <w:rFonts w:hint="eastAsia" w:ascii="Times New Roman" w:hAnsi="Times New Roman" w:eastAsia="FangSong" w:cs="Times New Roman"/>
-        </w:rPr>
-        <w:t>第</w:t>
-      </w:r>
-      <w:r>
-        <w:rPr>
-          <w:rFonts w:hint="eastAsia" w:ascii="Times New Roman" w:hAnsi="Times New Roman" w:eastAsia="Times New Roman" w:cs="Times New Roman"/>
-        </w:rPr>
-        <w:t>3</w:t>
-      </w:r>
-      <w:r>
-        <w:rPr>
-          <w:rFonts w:hint="eastAsia" w:ascii="Times New Roman" w:hAnsi="Times New Roman" w:eastAsia="FangSong" w:cs="Times New Roman"/>
-        </w:rPr>
-        <w:t>讲</w:t>
-      </w:r>
-      <w:r>
-        <w:rPr>
-          <w:rFonts w:ascii="Times New Roman" w:hAnsi="Times New Roman" w:eastAsia="Times New Roman" w:cs="Times New Roman"/>
-        </w:rPr>
-        <w:t xml:space="preserve"> </w:t>
-      </w:r>
-      <w:r>
-        <w:rPr>
-          <w:rFonts w:hint="eastAsia" w:ascii="Times New Roman" w:hAnsi="Times New Roman" w:eastAsia="FangSong" w:cs="Times New Roman"/>
-        </w:rPr>
-        <w:t xml:space="preserve">习题</w:t>
       </w:r>
     </w:p>
     <w:p>
